--- a/REACT JS COURSE STRUCTURE.docx
+++ b/REACT JS COURSE STRUCTURE.docx
@@ -340,10 +340,7 @@
         </w:rPr>
       </w:pPr>
       <w:r>
-        <w:t>Module 19</w:t>
-      </w:r>
-      <w:r>
-        <w:t>: Major Projects</w:t>
+        <w:t>Module 19: Major Projects</w:t>
       </w:r>
     </w:p>
     <w:p>
@@ -503,131 +500,126 @@
       <w:r>
         <w:t>Movie Search App</w:t>
       </w:r>
+    </w:p>
+    <w:p>
+      <w:pPr>
+        <w:pStyle w:val="ListParagraph"/>
+        <w:numPr>
+          <w:ilvl w:val="0"/>
+          <w:numId w:val="6"/>
+        </w:numPr>
+        <w:rPr>
+          <w:sz w:val="28"/>
+          <w:szCs w:val="28"/>
+          <w:u w:val="single"/>
+        </w:rPr>
+      </w:pPr>
+      <w:r>
+        <w:t>Quiz App</w:t>
+      </w:r>
+    </w:p>
+    <w:p>
+      <w:pPr>
+        <w:pStyle w:val="ListParagraph"/>
+        <w:numPr>
+          <w:ilvl w:val="0"/>
+          <w:numId w:val="6"/>
+        </w:numPr>
+        <w:rPr>
+          <w:sz w:val="28"/>
+          <w:szCs w:val="28"/>
+          <w:u w:val="single"/>
+        </w:rPr>
+      </w:pPr>
+      <w:r>
+        <w:t>Blog Website</w:t>
+      </w:r>
+    </w:p>
+    <w:p>
+      <w:pPr>
+        <w:pStyle w:val="ListParagraph"/>
+        <w:numPr>
+          <w:ilvl w:val="0"/>
+          <w:numId w:val="3"/>
+        </w:numPr>
+        <w:rPr>
+          <w:sz w:val="28"/>
+          <w:szCs w:val="28"/>
+          <w:u w:val="single"/>
+        </w:rPr>
+      </w:pPr>
+      <w:r>
+        <w:t>Advanced Projects</w:t>
+      </w:r>
+    </w:p>
+    <w:p>
+      <w:pPr>
+        <w:pStyle w:val="ListParagraph"/>
+        <w:numPr>
+          <w:ilvl w:val="0"/>
+          <w:numId w:val="7"/>
+        </w:numPr>
+        <w:rPr>
+          <w:sz w:val="28"/>
+          <w:szCs w:val="28"/>
+          <w:u w:val="single"/>
+        </w:rPr>
+      </w:pPr>
+      <w:r>
+        <w:t>E-commerce Website</w:t>
+      </w:r>
+    </w:p>
+    <w:p>
+      <w:pPr>
+        <w:pStyle w:val="ListParagraph"/>
+        <w:numPr>
+          <w:ilvl w:val="0"/>
+          <w:numId w:val="7"/>
+        </w:numPr>
+        <w:rPr>
+          <w:sz w:val="28"/>
+          <w:szCs w:val="28"/>
+          <w:u w:val="single"/>
+        </w:rPr>
+      </w:pPr>
+      <w:r>
+        <w:t>Admin Dashboard</w:t>
+      </w:r>
+    </w:p>
+    <w:p>
+      <w:pPr>
+        <w:pStyle w:val="ListParagraph"/>
+        <w:numPr>
+          <w:ilvl w:val="0"/>
+          <w:numId w:val="7"/>
+        </w:numPr>
+        <w:rPr>
+          <w:sz w:val="28"/>
+          <w:szCs w:val="28"/>
+          <w:u w:val="single"/>
+        </w:rPr>
+      </w:pPr>
+      <w:r>
+        <w:t>Chat Application</w:t>
+      </w:r>
+    </w:p>
+    <w:p>
+      <w:pPr>
+        <w:pStyle w:val="ListParagraph"/>
+        <w:numPr>
+          <w:ilvl w:val="0"/>
+          <w:numId w:val="7"/>
+        </w:numPr>
+        <w:rPr>
+          <w:sz w:val="28"/>
+          <w:szCs w:val="28"/>
+          <w:u w:val="single"/>
+        </w:rPr>
+      </w:pPr>
       <w:bookmarkStart w:id="0" w:name="_GoBack"/>
       <w:bookmarkEnd w:id="0"/>
-    </w:p>
-    <w:p>
-      <w:r>
-        <w:br w:type="page"/>
-      </w:r>
-    </w:p>
-    <w:p>
-      <w:pPr>
-        <w:pStyle w:val="ListParagraph"/>
-        <w:numPr>
-          <w:ilvl w:val="0"/>
-          <w:numId w:val="6"/>
-        </w:numPr>
-        <w:rPr>
-          <w:sz w:val="28"/>
-          <w:szCs w:val="28"/>
-          <w:u w:val="single"/>
-        </w:rPr>
-      </w:pPr>
       <w:r>
         <w:lastRenderedPageBreak/>
-        <w:t>Quiz App</w:t>
-      </w:r>
-    </w:p>
-    <w:p>
-      <w:pPr>
-        <w:pStyle w:val="ListParagraph"/>
-        <w:numPr>
-          <w:ilvl w:val="0"/>
-          <w:numId w:val="6"/>
-        </w:numPr>
-        <w:rPr>
-          <w:sz w:val="28"/>
-          <w:szCs w:val="28"/>
-          <w:u w:val="single"/>
-        </w:rPr>
-      </w:pPr>
-      <w:r>
-        <w:t>Blog Website</w:t>
-      </w:r>
-    </w:p>
-    <w:p>
-      <w:pPr>
-        <w:pStyle w:val="ListParagraph"/>
-        <w:numPr>
-          <w:ilvl w:val="0"/>
-          <w:numId w:val="3"/>
-        </w:numPr>
-        <w:rPr>
-          <w:sz w:val="28"/>
-          <w:szCs w:val="28"/>
-          <w:u w:val="single"/>
-        </w:rPr>
-      </w:pPr>
-      <w:r>
-        <w:t>Advanced Projects</w:t>
-      </w:r>
-    </w:p>
-    <w:p>
-      <w:pPr>
-        <w:pStyle w:val="ListParagraph"/>
-        <w:numPr>
-          <w:ilvl w:val="0"/>
-          <w:numId w:val="7"/>
-        </w:numPr>
-        <w:rPr>
-          <w:sz w:val="28"/>
-          <w:szCs w:val="28"/>
-          <w:u w:val="single"/>
-        </w:rPr>
-      </w:pPr>
-      <w:r>
-        <w:t>E-commerce Website</w:t>
-      </w:r>
-    </w:p>
-    <w:p>
-      <w:pPr>
-        <w:pStyle w:val="ListParagraph"/>
-        <w:numPr>
-          <w:ilvl w:val="0"/>
-          <w:numId w:val="7"/>
-        </w:numPr>
-        <w:rPr>
-          <w:sz w:val="28"/>
-          <w:szCs w:val="28"/>
-          <w:u w:val="single"/>
-        </w:rPr>
-      </w:pPr>
-      <w:r>
-        <w:t>Admin Dashboard</w:t>
-      </w:r>
-    </w:p>
-    <w:p>
-      <w:pPr>
-        <w:pStyle w:val="ListParagraph"/>
-        <w:numPr>
-          <w:ilvl w:val="0"/>
-          <w:numId w:val="7"/>
-        </w:numPr>
-        <w:rPr>
-          <w:sz w:val="28"/>
-          <w:szCs w:val="28"/>
-          <w:u w:val="single"/>
-        </w:rPr>
-      </w:pPr>
-      <w:r>
-        <w:t>Chat Application</w:t>
-      </w:r>
-    </w:p>
-    <w:p>
-      <w:pPr>
-        <w:pStyle w:val="ListParagraph"/>
-        <w:numPr>
-          <w:ilvl w:val="0"/>
-          <w:numId w:val="7"/>
-        </w:numPr>
-        <w:rPr>
-          <w:sz w:val="28"/>
-          <w:szCs w:val="28"/>
-          <w:u w:val="single"/>
-        </w:rPr>
-      </w:pPr>
-      <w:r>
         <w:t>Social Media App</w:t>
       </w:r>
     </w:p>
